--- a/src/content/bios-processed/Diallo-BT 2022.docx
+++ b/src/content/bios-processed/Diallo-BT 2022.docx
@@ -12,482 +12,7 @@
         </w:rPr>
       </w:pPr>
       <w:r>
-        <w:rPr>
-          <w:b/>
-          <w:bCs/>
-          <w:color w:val="000000" w:themeColor="text1"/>
-        </w:rPr>
-        <w:t>DIALLO</w:t>
-      </w:r>
-      <w:r>
-        <w:rPr>
-          <w:b/>
-          <w:bCs/>
-          <w:color w:val="000000" w:themeColor="text1"/>
-        </w:rPr>
-        <w:t>,</w:t>
-      </w:r>
-      <w:r>
-        <w:rPr>
-          <w:b/>
-          <w:bCs/>
-          <w:color w:val="000000" w:themeColor="text1"/>
-        </w:rPr>
-        <w:t xml:space="preserve"> Boubacar</w:t>
-      </w:r>
-      <w:r>
-        <w:rPr>
-          <w:b/>
-          <w:bCs/>
-          <w:color w:val="000000" w:themeColor="text1"/>
-        </w:rPr>
-        <w:t xml:space="preserve"> </w:t>
-      </w:r>
-      <w:proofErr w:type="spellStart"/>
-      <w:r>
-        <w:rPr>
-          <w:b/>
-          <w:bCs/>
-          <w:color w:val="000000" w:themeColor="text1"/>
-        </w:rPr>
-        <w:t>Telli</w:t>
-      </w:r>
-      <w:proofErr w:type="spellEnd"/>
-      <w:r>
-        <w:rPr>
-          <w:b/>
-          <w:bCs/>
-          <w:color w:val="000000" w:themeColor="text1"/>
-        </w:rPr>
-        <w:t xml:space="preserve">, </w:t>
-      </w:r>
-      <w:r>
-        <w:rPr>
-          <w:b/>
-          <w:bCs/>
-          <w:color w:val="000000" w:themeColor="text1"/>
-        </w:rPr>
-        <w:t xml:space="preserve">Guinean diplomat and </w:t>
-      </w:r>
-      <w:r>
-        <w:rPr>
-          <w:b/>
-          <w:bCs/>
-          <w:color w:val="000000" w:themeColor="text1"/>
-        </w:rPr>
-        <w:t xml:space="preserve">first </w:t>
-      </w:r>
-      <w:r>
-        <w:rPr>
-          <w:b/>
-          <w:bCs/>
-          <w:color w:val="000000" w:themeColor="text1"/>
-        </w:rPr>
-        <w:t xml:space="preserve">Administrative </w:t>
-      </w:r>
-      <w:r>
-        <w:rPr>
-          <w:b/>
-          <w:bCs/>
-          <w:color w:val="000000" w:themeColor="text1"/>
-        </w:rPr>
-        <w:t xml:space="preserve">Secretary-General of the Organization </w:t>
-      </w:r>
-      <w:r>
-        <w:rPr>
-          <w:b/>
-          <w:bCs/>
-          <w:color w:val="000000" w:themeColor="text1"/>
-        </w:rPr>
-        <w:t>of</w:t>
-      </w:r>
-      <w:r>
-        <w:rPr>
-          <w:b/>
-          <w:bCs/>
-          <w:color w:val="000000" w:themeColor="text1"/>
-        </w:rPr>
-        <w:t xml:space="preserve"> African </w:t>
-      </w:r>
-      <w:r>
-        <w:rPr>
-          <w:b/>
-          <w:bCs/>
-          <w:color w:val="000000" w:themeColor="text1"/>
-        </w:rPr>
-        <w:t>U</w:t>
-      </w:r>
-      <w:r>
-        <w:rPr>
-          <w:b/>
-          <w:bCs/>
-          <w:color w:val="000000" w:themeColor="text1"/>
-        </w:rPr>
-        <w:t xml:space="preserve">nity </w:t>
-      </w:r>
-      <w:r>
-        <w:rPr>
-          <w:b/>
-          <w:bCs/>
-          <w:color w:val="000000" w:themeColor="text1"/>
-        </w:rPr>
-        <w:t xml:space="preserve">OAU </w:t>
-      </w:r>
-      <w:r>
-        <w:rPr>
-          <w:b/>
-          <w:bCs/>
-          <w:color w:val="000000" w:themeColor="text1"/>
-        </w:rPr>
-        <w:t xml:space="preserve">1964-1972, was born in </w:t>
-      </w:r>
-      <w:proofErr w:type="spellStart"/>
-      <w:r>
-        <w:rPr>
-          <w:b/>
-          <w:bCs/>
-          <w:color w:val="000000" w:themeColor="text1"/>
-        </w:rPr>
-        <w:t>Por</w:t>
-      </w:r>
-      <w:r>
-        <w:rPr>
-          <w:b/>
-          <w:bCs/>
-          <w:color w:val="000000" w:themeColor="text1"/>
-        </w:rPr>
-        <w:t>é</w:t>
-      </w:r>
-      <w:r>
-        <w:rPr>
-          <w:b/>
-          <w:bCs/>
-          <w:color w:val="000000" w:themeColor="text1"/>
-        </w:rPr>
-        <w:t>daka</w:t>
-      </w:r>
-      <w:proofErr w:type="spellEnd"/>
-      <w:r>
-        <w:rPr>
-          <w:b/>
-          <w:bCs/>
-          <w:color w:val="000000" w:themeColor="text1"/>
-        </w:rPr>
-        <w:t xml:space="preserve">, Guinea </w:t>
-      </w:r>
-      <w:r>
-        <w:rPr>
-          <w:b/>
-          <w:bCs/>
-          <w:color w:val="000000" w:themeColor="text1"/>
-        </w:rPr>
-        <w:t>in</w:t>
-      </w:r>
-      <w:r>
-        <w:rPr>
-          <w:b/>
-          <w:bCs/>
-          <w:color w:val="000000" w:themeColor="text1"/>
-        </w:rPr>
-        <w:t xml:space="preserve"> 1925 and died in </w:t>
-      </w:r>
-      <w:r>
-        <w:rPr>
-          <w:b/>
-          <w:bCs/>
-          <w:color w:val="000000" w:themeColor="text1"/>
-        </w:rPr>
-        <w:t xml:space="preserve">the </w:t>
-      </w:r>
-      <w:proofErr w:type="spellStart"/>
-      <w:r>
-        <w:rPr>
-          <w:b/>
-          <w:bCs/>
-          <w:color w:val="000000" w:themeColor="text1"/>
-        </w:rPr>
-        <w:t>Boiro</w:t>
-      </w:r>
-      <w:proofErr w:type="spellEnd"/>
-      <w:r>
-        <w:rPr>
-          <w:b/>
-          <w:bCs/>
-          <w:color w:val="000000" w:themeColor="text1"/>
-        </w:rPr>
-        <w:t xml:space="preserve"> </w:t>
-      </w:r>
-      <w:r>
-        <w:rPr>
-          <w:b/>
-          <w:bCs/>
-          <w:color w:val="000000" w:themeColor="text1"/>
-        </w:rPr>
-        <w:t>concentration camp</w:t>
-      </w:r>
-      <w:r>
-        <w:rPr>
-          <w:b/>
-          <w:bCs/>
-          <w:i/>
-          <w:iCs/>
-          <w:color w:val="000000" w:themeColor="text1"/>
-        </w:rPr>
-        <w:t xml:space="preserve"> </w:t>
-      </w:r>
-      <w:r>
-        <w:rPr>
-          <w:b/>
-          <w:bCs/>
-          <w:color w:val="000000" w:themeColor="text1"/>
-        </w:rPr>
-        <w:t>in</w:t>
-      </w:r>
-      <w:r>
-        <w:rPr>
-          <w:b/>
-          <w:bCs/>
-          <w:color w:val="000000" w:themeColor="text1"/>
-        </w:rPr>
-        <w:t xml:space="preserve"> Conakry, Guinea on 1 March </w:t>
-      </w:r>
-      <w:r>
-        <w:rPr>
-          <w:b/>
-          <w:bCs/>
-          <w:color w:val="000000" w:themeColor="text1"/>
-        </w:rPr>
-        <w:t>1977</w:t>
-      </w:r>
-      <w:r>
-        <w:rPr>
-          <w:b/>
-          <w:bCs/>
-          <w:color w:val="000000" w:themeColor="text1"/>
-        </w:rPr>
-        <w:t>. He was the son of</w:t>
-      </w:r>
-      <w:r>
-        <w:rPr>
-          <w:b/>
-          <w:bCs/>
-          <w:color w:val="000000" w:themeColor="text1"/>
-        </w:rPr>
-        <w:t xml:space="preserve"> </w:t>
-      </w:r>
-      <w:r>
-        <w:rPr>
-          <w:b/>
-          <w:bCs/>
-          <w:color w:val="000000" w:themeColor="text1"/>
-        </w:rPr>
-        <w:t>Mamadou Kindy</w:t>
-      </w:r>
-      <w:r>
-        <w:rPr>
-          <w:b/>
-          <w:bCs/>
-          <w:color w:val="000000" w:themeColor="text1"/>
-        </w:rPr>
-        <w:t xml:space="preserve"> Diallo</w:t>
-      </w:r>
-      <w:r>
-        <w:rPr>
-          <w:b/>
-          <w:bCs/>
-          <w:color w:val="000000" w:themeColor="text1"/>
-        </w:rPr>
-        <w:t>,</w:t>
-      </w:r>
-      <w:r>
-        <w:rPr>
-          <w:b/>
-          <w:bCs/>
-          <w:color w:val="000000" w:themeColor="text1"/>
-        </w:rPr>
-        <w:t xml:space="preserve"> </w:t>
-      </w:r>
-      <w:r>
-        <w:rPr>
-          <w:b/>
-          <w:bCs/>
-          <w:color w:val="000000" w:themeColor="text1"/>
-        </w:rPr>
-        <w:t>herder</w:t>
-      </w:r>
-      <w:r>
-        <w:rPr>
-          <w:b/>
-          <w:bCs/>
-          <w:color w:val="000000" w:themeColor="text1"/>
-        </w:rPr>
-        <w:t>, and</w:t>
-      </w:r>
-      <w:r>
-        <w:rPr>
-          <w:b/>
-          <w:bCs/>
-          <w:color w:val="000000" w:themeColor="text1"/>
-        </w:rPr>
-        <w:t xml:space="preserve"> </w:t>
-      </w:r>
-      <w:proofErr w:type="spellStart"/>
-      <w:r>
-        <w:rPr>
-          <w:b/>
-          <w:bCs/>
-          <w:color w:val="000000" w:themeColor="text1"/>
-        </w:rPr>
-        <w:t>Kadi</w:t>
-      </w:r>
-      <w:r>
-        <w:rPr>
-          <w:b/>
-          <w:bCs/>
-          <w:color w:val="000000" w:themeColor="text1"/>
-        </w:rPr>
-        <w:t>di</w:t>
-      </w:r>
-      <w:r>
-        <w:rPr>
-          <w:b/>
-          <w:bCs/>
-          <w:color w:val="000000" w:themeColor="text1"/>
-        </w:rPr>
-        <w:t>a</w:t>
-      </w:r>
-      <w:r>
-        <w:rPr>
-          <w:b/>
-          <w:bCs/>
-          <w:color w:val="000000" w:themeColor="text1"/>
-        </w:rPr>
-        <w:t>tou</w:t>
-      </w:r>
-      <w:proofErr w:type="spellEnd"/>
-      <w:r>
-        <w:rPr>
-          <w:b/>
-          <w:bCs/>
-          <w:color w:val="000000" w:themeColor="text1"/>
-        </w:rPr>
-        <w:t xml:space="preserve"> </w:t>
-      </w:r>
-      <w:proofErr w:type="spellStart"/>
-      <w:r>
-        <w:rPr>
-          <w:b/>
-          <w:bCs/>
-          <w:color w:val="000000" w:themeColor="text1"/>
-        </w:rPr>
-        <w:t>Djioba</w:t>
-      </w:r>
-      <w:proofErr w:type="spellEnd"/>
-      <w:r>
-        <w:rPr>
-          <w:b/>
-          <w:bCs/>
-          <w:color w:val="000000" w:themeColor="text1"/>
-        </w:rPr>
-        <w:t xml:space="preserve"> Diallo</w:t>
-      </w:r>
-      <w:r>
-        <w:rPr>
-          <w:b/>
-          <w:bCs/>
-          <w:color w:val="000000" w:themeColor="text1"/>
-        </w:rPr>
-        <w:t xml:space="preserve">. On </w:t>
-      </w:r>
-      <w:r>
-        <w:rPr>
-          <w:b/>
-          <w:bCs/>
-          <w:color w:val="000000" w:themeColor="text1"/>
-        </w:rPr>
-        <w:t xml:space="preserve">1 </w:t>
-      </w:r>
-      <w:r>
-        <w:rPr>
-          <w:b/>
-          <w:bCs/>
-          <w:color w:val="000000" w:themeColor="text1"/>
-        </w:rPr>
-        <w:t>August 1951</w:t>
-      </w:r>
-      <w:r>
-        <w:rPr>
-          <w:b/>
-          <w:bCs/>
-          <w:color w:val="000000" w:themeColor="text1"/>
-        </w:rPr>
-        <w:t xml:space="preserve"> he married </w:t>
-      </w:r>
-      <w:proofErr w:type="spellStart"/>
-      <w:r>
-        <w:rPr>
-          <w:b/>
-          <w:bCs/>
-          <w:color w:val="000000" w:themeColor="text1"/>
-        </w:rPr>
-        <w:t>Kadiatou</w:t>
-      </w:r>
-      <w:proofErr w:type="spellEnd"/>
-      <w:r>
-        <w:rPr>
-          <w:b/>
-          <w:bCs/>
-          <w:color w:val="000000" w:themeColor="text1"/>
-        </w:rPr>
-        <w:t xml:space="preserve"> Diallo</w:t>
-      </w:r>
-      <w:r>
-        <w:rPr>
-          <w:b/>
-          <w:bCs/>
-          <w:color w:val="000000" w:themeColor="text1"/>
-        </w:rPr>
-        <w:t xml:space="preserve">, </w:t>
-      </w:r>
-      <w:r>
-        <w:rPr>
-          <w:b/>
-          <w:bCs/>
-          <w:color w:val="000000" w:themeColor="text1"/>
-        </w:rPr>
-        <w:t>elementary school teacher</w:t>
-      </w:r>
-      <w:r>
-        <w:rPr>
-          <w:b/>
-          <w:bCs/>
-          <w:color w:val="000000" w:themeColor="text1"/>
-        </w:rPr>
-        <w:t xml:space="preserve">, with whom he had </w:t>
-      </w:r>
-      <w:r>
-        <w:rPr>
-          <w:b/>
-          <w:bCs/>
-          <w:color w:val="000000" w:themeColor="text1"/>
-        </w:rPr>
-        <w:t xml:space="preserve">one daughter and </w:t>
-      </w:r>
-      <w:r>
-        <w:rPr>
-          <w:b/>
-          <w:bCs/>
-          <w:color w:val="000000" w:themeColor="text1"/>
-        </w:rPr>
-        <w:t>two sons</w:t>
-      </w:r>
-      <w:r>
-        <w:rPr>
-          <w:b/>
-          <w:bCs/>
-          <w:color w:val="000000" w:themeColor="text1"/>
-        </w:rPr>
-        <w:t>.</w:t>
+        <w:t xml:space="preserve">DIALLO, Boubacar Telli, Guinean diplomat and first Administrative Secretary-General of the Organization of African Unity (OAU) 1964-1972, was born in Porédaka, Guinea in 1925 and died in the Boiro concentration camp in Conakry, Guinea on 1 March 1977. He was the son of Mamadou Kindy Diallo, herder, and Kadidiatou Djioba Diallo. On 1 August 1951 he married Kadiatou Diallo, elementary school teacher, with whom he had one daughter and two sons.</w:t>
       </w:r>
     </w:p>
     <w:p>
